--- a/module_2/assignment/final_assigmment/ALY6130-M2_assignment-Risk_Identification_ServiceNow_Armis-Group4.docx
+++ b/module_2/assignment/final_assigmment/ALY6130-M2_assignment-Risk_Identification_ServiceNow_Armis-Group4.docx
@@ -216,6 +216,19 @@
           <w:szCs w:val="36"/>
         </w:rPr>
         <w:t>ServiceNow's $7.75 Billion Acquisition of Armis</w:t>
+      </w:r>
+      <w:r>
+        <w:rPr>
+          <w:rFonts w:asciiTheme="minorHAnsi" w:hAnsiTheme="minorHAnsi"/>
+          <w:b/>
+          <w:bCs/>
+          <w:i/>
+          <w:iCs/>
+          <w:color w:val="BF4E14" w:themeColor="accent2" w:themeShade="BF"/>
+          <w:sz w:val="36"/>
+          <w:szCs w:val="36"/>
+        </w:rPr>
+        <w:t>.</w:t>
       </w:r>
     </w:p>
     <w:p>
